--- a/ru/wisdom-stories/dreaming.docx
+++ b/ru/wisdom-stories/dreaming.docx
@@ -16,7 +16,7 @@
         <w:spacing w:after="80"/>
       </w:pPr>
       <w:r>
-        <w:t>Аллах не внушает вам мечты, которых Он не исполнит.</w:t>
+        <w:t>Аллах не внушает вам мечтаний, которых Сам не исполнит.</w:t>
       </w:r>
     </w:p>
     <w:p>
